--- a/Docx/Nhom3_hedieuhanh.docx
+++ b/Docx/Nhom3_hedieuhanh.docx
@@ -13257,24 +13257,34 @@
           <w:rFonts w:ascii="Times New Roman" w:eastAsia="Times New Roman" w:hAnsi="Times New Roman" w:cs="Times New Roman"/>
           <w:sz w:val="26"/>
           <w:szCs w:val="26"/>
-        </w:rPr>
-      </w:pPr>
-    </w:p>
-    <w:p>
-      <w:pPr>
-        <w:rPr>
-          <w:rFonts w:ascii="Times New Roman" w:eastAsia="Times New Roman" w:hAnsi="Times New Roman" w:cs="Times New Roman"/>
-          <w:sz w:val="26"/>
-          <w:szCs w:val="26"/>
-        </w:rPr>
-      </w:pPr>
-      <w:r>
-        <w:rPr>
-          <w:rFonts w:ascii="Times New Roman" w:eastAsia="Times New Roman" w:hAnsi="Times New Roman" w:cs="Times New Roman"/>
-          <w:sz w:val="26"/>
-          <w:szCs w:val="26"/>
-        </w:rPr>
-        <w:t xml:space="preserve"> </w:t>
+          <w:lang w:val="en-US"/>
+        </w:rPr>
+      </w:pPr>
+    </w:p>
+    <w:p>
+      <w:pPr>
+        <w:rPr>
+          <w:rFonts w:ascii="Times New Roman" w:eastAsia="Times New Roman" w:hAnsi="Times New Roman" w:cs="Times New Roman"/>
+          <w:sz w:val="26"/>
+          <w:szCs w:val="26"/>
+        </w:rPr>
+      </w:pPr>
+      <w:r>
+        <w:rPr>
+          <w:rFonts w:ascii="Times New Roman" w:eastAsia="Times New Roman" w:hAnsi="Times New Roman" w:cs="Times New Roman"/>
+          <w:sz w:val="26"/>
+          <w:szCs w:val="26"/>
+          <w:lang w:val="en-US"/>
+        </w:rPr>
+        <w:t xml:space="preserve">Link video báo cáo: </w:t>
+      </w:r>
+      <w:r>
+        <w:rPr>
+          <w:rFonts w:ascii="Times New Roman" w:eastAsia="Times New Roman" w:hAnsi="Times New Roman" w:cs="Times New Roman"/>
+          <w:sz w:val="26"/>
+          <w:szCs w:val="26"/>
+        </w:rPr>
+        <w:t>https://drive.google.com/drive/folders/1hDpKHF01n_Jm-4IYYtWiGL-6-iU4Kxmg?usp=sharing</w:t>
       </w:r>
     </w:p>
     <w:p>
